--- a/arbeitsblaetter/A3_Absaetze_und_Ordnung.docx
+++ b/arbeitsblaetter/A3_Absaetze_und_Ordnung.docx
@@ -206,7 +206,7 @@
           </w:p>
           <w:p>
             <w:pPr>
-              <w:spacing w:before="0" w:after="12" w:line="240" w:lineRule="auto"/>
+              <w:spacing w:before="0" w:after="9" w:line="240" w:lineRule="auto"/>
             </w:pPr>
             <w:r>
               <w:rPr>
@@ -217,6 +217,21 @@
                 <w:sz w:val="18"/>
               </w:rPr>
               <w:t>Markiere immer genau den Absatz oder die Absätze, die im Schritt genannt werden.</w:t>
+            </w:r>
+          </w:p>
+          <w:p>
+            <w:pPr>
+              <w:spacing w:before="0" w:after="11" w:line="240" w:lineRule="auto"/>
+            </w:pPr>
+            <w:r>
+              <w:rPr>
+                <w:rFonts w:ascii="Arial" w:hAnsi="Arial" w:eastAsia="Arial"/>
+                <w:b/>
+                <w:i w:val="0"/>
+                <w:color w:val="1D6765"/>
+                <w:sz w:val="18"/>
+              </w:rPr>
+              <w:t>NEU: Ausrichtung + Zeilenabstand → Start → Absatz.  Abstand nach Absatz → Layout → Abstand → Nach.</w:t>
             </w:r>
           </w:p>
           <w:p>
@@ -599,7 +614,7 @@
                 <w:color w:val="172A3A"/>
                 <w:sz w:val="19"/>
               </w:rPr>
-              <w:t>Für Abstand nicht mehrfach Enter drücken. Stelle den Abstand beim Absatz ein. So bleibt das Dokument sauber.</w:t>
+              <w:t>Für Abstand nicht mehrfach Enter drücken. Nutze die Absatz-Einstellungen – so bleibt das Dokument sauber.</w:t>
             </w:r>
           </w:p>
         </w:tc>
@@ -655,7 +670,7 @@
                 <w:color w:val="FFFFFF"/>
                 <w:sz w:val="16"/>
               </w:rPr>
-              <w:t>NACHBAUEN</w:t>
+              <w:t>ANWENDEN</w:t>
             </w:r>
           </w:p>
         </w:tc>
@@ -685,7 +700,7 @@
           </w:p>
           <w:p>
             <w:pPr>
-              <w:spacing w:before="0" w:after="10" w:line="240" w:lineRule="auto"/>
+              <w:spacing w:before="0" w:after="4" w:line="240" w:lineRule="auto"/>
             </w:pPr>
             <w:r>
               <w:rPr>
@@ -695,7 +710,22 @@
                 <w:color w:val="172A3A"/>
                 <w:sz w:val="18"/>
               </w:rPr>
-              <w:t>Verändere den Text nicht. Nutze nur Ausrichtung und Abstände.</w:t>
+              <w:t>Der Text darunter ist schon richtig formatiert. Verändere nur Ausrichtung und Abstände.</w:t>
+            </w:r>
+          </w:p>
+          <w:p>
+            <w:pPr>
+              <w:spacing w:before="0" w:after="5" w:line="240" w:lineRule="auto"/>
+            </w:pPr>
+            <w:r>
+              <w:rPr>
+                <w:rFonts w:ascii="Arial" w:hAnsi="Arial" w:eastAsia="Arial"/>
+                <w:b w:val="0"/>
+                <w:i w:val="0"/>
+                <w:color w:val="667684"/>
+                <w:sz w:val="18"/>
+              </w:rPr>
+              <w:t>Ausrichtung: nach Vorlage. Die vier Textabsätze: Zeilenabstand 1,5 und 6 pt Abstand danach.</w:t>
             </w:r>
           </w:p>
           <w:p>
@@ -705,7 +735,7 @@
             <w:r>
               <w:drawing>
                 <wp:inline xmlns:a="http://schemas.openxmlformats.org/drawingml/2006/main" xmlns:pic="http://schemas.openxmlformats.org/drawingml/2006/picture">
-                  <wp:extent cx="3996000" cy="1252080"/>
+                  <wp:extent cx="3491999" cy="1094160"/>
                   <wp:docPr id="1" name="Picture 1"/>
                   <wp:cNvGraphicFramePr>
                     <a:graphicFrameLocks noChangeAspect="1"/>
@@ -726,7 +756,7 @@
                         <pic:spPr>
                           <a:xfrm>
                             <a:off x="0" y="0"/>
-                            <a:ext cx="3996000" cy="1252080"/>
+                            <a:ext cx="3491999" cy="1094160"/>
                           </a:xfrm>
                           <a:prstGeom prst="rect"/>
                         </pic:spPr>
@@ -735,6 +765,177 @@
                   </a:graphic>
                 </wp:inline>
               </w:drawing>
+            </w:r>
+          </w:p>
+        </w:tc>
+      </w:tr>
+    </w:tbl>
+    <w:tbl>
+      <w:tblPr>
+        <w:tblW w:type="auto" w:w="0"/>
+        <w:tblLayout w:type="fixed"/>
+        <w:tblLook w:firstColumn="1" w:firstRow="1" w:lastColumn="0" w:lastRow="0" w:noHBand="0" w:noVBand="1" w:val="04A0"/>
+      </w:tblPr>
+      <w:tblGrid>
+        <w:gridCol w:w="1828"/>
+        <w:gridCol w:w="8003"/>
+      </w:tblGrid>
+      <w:tr>
+        <w:trPr>
+          <w:cantSplit/>
+        </w:trPr>
+        <w:tc>
+          <w:tcPr>
+            <w:tcW w:type="dxa" w:w="1828"/>
+            <w:vAlign w:val="center"/>
+            <w:tcMar>
+              <w:top w:w="75" w:type="dxa"/>
+              <w:start w:w="130" w:type="dxa"/>
+              <w:bottom w:w="75" w:type="dxa"/>
+              <w:end w:w="130" w:type="dxa"/>
+            </w:tcMar>
+            <w:shd w:fill="F3F6F7"/>
+            <w:tcBorders>
+              <w:top w:val="single" w:sz="5" w:color="D3DEE2"/>
+              <w:bottom w:val="single" w:sz="5" w:color="D3DEE2"/>
+              <w:left w:val="single" w:sz="5" w:color="D3DEE2"/>
+              <w:right w:val="single" w:sz="5" w:color="D3DEE2"/>
+            </w:tcBorders>
+          </w:tcPr>
+          <w:p>
+            <w:pPr>
+              <w:spacing w:after="0"/>
+              <w:jc w:val="center"/>
+            </w:pPr>
+            <w:r>
+              <w:rPr>
+                <w:rFonts w:ascii="Arial" w:hAnsi="Arial" w:eastAsia="Arial"/>
+                <w:b/>
+                <w:color w:val="1D6765"/>
+                <w:sz w:val="22"/>
+              </w:rPr>
+              <w:t>HIER</w:t>
+            </w:r>
+            <w:r>
+              <w:br/>
+            </w:r>
+            <w:r>
+              <w:rPr>
+                <w:rFonts w:ascii="Arial" w:hAnsi="Arial" w:eastAsia="Arial"/>
+                <w:b/>
+                <w:color w:val="1D6765"/>
+                <w:sz w:val="16"/>
+              </w:rPr>
+              <w:t>ARBEITEN 02</w:t>
+            </w:r>
+          </w:p>
+        </w:tc>
+        <w:tc>
+          <w:tcPr>
+            <w:tcW w:type="dxa" w:w="8003"/>
+            <w:vAlign w:val="center"/>
+            <w:tcMar>
+              <w:top w:w="75" w:type="dxa"/>
+              <w:start w:w="190" w:type="dxa"/>
+              <w:bottom w:w="75" w:type="dxa"/>
+              <w:end w:w="190" w:type="dxa"/>
+            </w:tcMar>
+            <w:shd w:fill="FBFCFC"/>
+            <w:tcBorders>
+              <w:top w:val="single" w:sz="5" w:color="D3DEE2"/>
+              <w:bottom w:val="single" w:sz="5" w:color="D3DEE2"/>
+              <w:left w:val="single" w:sz="5" w:color="D3DEE2"/>
+              <w:right w:val="single" w:sz="5" w:color="D3DEE2"/>
+            </w:tcBorders>
+          </w:tcPr>
+          <w:p>
+            <w:pPr>
+              <w:spacing w:before="0" w:after="16" w:line="240" w:lineRule="auto"/>
+            </w:pPr>
+            <w:r>
+              <w:rPr>
+                <w:rFonts w:ascii="Arial" w:hAnsi="Arial" w:eastAsia="Arial"/>
+                <w:b/>
+                <w:i w:val="0"/>
+                <w:color w:val="237B78"/>
+                <w:sz w:val="22"/>
+              </w:rPr>
+              <w:t>KINOABEND</w:t>
+            </w:r>
+          </w:p>
+          <w:p>
+            <w:pPr>
+              <w:spacing w:before="0" w:after="16" w:line="240" w:lineRule="auto"/>
+            </w:pPr>
+            <w:r>
+              <w:rPr>
+                <w:rFonts w:ascii="Arial" w:hAnsi="Arial" w:eastAsia="Arial"/>
+                <w:b/>
+                <w:i w:val="0"/>
+                <w:color w:val="17324D"/>
+                <w:sz w:val="19"/>
+              </w:rPr>
+              <w:t>Freitag, 25. September</w:t>
+            </w:r>
+          </w:p>
+          <w:p>
+            <w:pPr>
+              <w:spacing w:before="0" w:after="16" w:line="240" w:lineRule="auto"/>
+            </w:pPr>
+            <w:r>
+              <w:rPr>
+                <w:rFonts w:ascii="Arial" w:hAnsi="Arial" w:eastAsia="Arial"/>
+                <w:b w:val="0"/>
+                <w:i w:val="0"/>
+                <w:color w:val="17324D"/>
+                <w:sz w:val="19"/>
+              </w:rPr>
+              <w:t>Wir schauen gemeinsam einen Film in der Aula.</w:t>
+            </w:r>
+          </w:p>
+          <w:p>
+            <w:pPr>
+              <w:spacing w:before="0" w:after="16" w:line="240" w:lineRule="auto"/>
+            </w:pPr>
+            <w:r>
+              <w:rPr>
+                <w:rFonts w:ascii="Arial" w:hAnsi="Arial" w:eastAsia="Arial"/>
+                <w:b w:val="0"/>
+                <w:i w:val="0"/>
+                <w:color w:val="17324D"/>
+                <w:sz w:val="19"/>
+              </w:rPr>
+              <w:t>Treffpunkt: 18.15 Uhr vor der Aula.</w:t>
+            </w:r>
+          </w:p>
+          <w:p>
+            <w:pPr>
+              <w:spacing w:before="0" w:after="16" w:line="240" w:lineRule="auto"/>
+            </w:pPr>
+            <w:r>
+              <w:rPr>
+                <w:rFonts w:ascii="Arial" w:hAnsi="Arial" w:eastAsia="Arial"/>
+                <w:b w:val="0"/>
+                <w:i w:val="0"/>
+                <w:color w:val="17324D"/>
+                <w:sz w:val="19"/>
+              </w:rPr>
+              <w:t>Ende: ca. 21.00 Uhr.</w:t>
+            </w:r>
+          </w:p>
+          <w:p>
+            <w:pPr>
+              <w:spacing w:before="0" w:after="16" w:line="240" w:lineRule="auto"/>
+            </w:pPr>
+            <w:r>
+              <w:rPr>
+                <w:rFonts w:ascii="Arial" w:hAnsi="Arial" w:eastAsia="Arial"/>
+                <w:b w:val="0"/>
+                <w:i w:val="0"/>
+                <w:color w:val="17324D"/>
+                <w:sz w:val="19"/>
+              </w:rPr>
+              <w:t>Bring etwas zu trinken mit.</w:t>
             </w:r>
           </w:p>
         </w:tc>
@@ -801,7 +1002,7 @@
                 <w:color w:val="172A3A"/>
                 <w:sz w:val="18"/>
               </w:rPr>
-              <w:t>Hast du Leerzeilen eingefügt? Falls ja: löschen. Die Abstände sollen durch Absatz-Einstellungen entstehen.</w:t>
+              <w:t>Keine Leerzeilen? Titel zentriert, Datum rechts, Text links? Die vier Textabsätze haben 1,5 Zeilenabstand und 6 pt Abstand danach?</w:t>
             </w:r>
           </w:p>
         </w:tc>

--- a/arbeitsblaetter/A3_Absaetze_und_Ordnung.docx
+++ b/arbeitsblaetter/A3_Absaetze_und_Ordnung.docx
@@ -206,7 +206,7 @@
           </w:p>
           <w:p>
             <w:pPr>
-              <w:spacing w:before="0" w:after="9" w:line="240" w:lineRule="auto"/>
+              <w:spacing w:before="0" w:after="5" w:line="240" w:lineRule="auto"/>
             </w:pPr>
             <w:r>
               <w:rPr>
@@ -221,7 +221,7 @@
           </w:p>
           <w:p>
             <w:pPr>
-              <w:spacing w:before="0" w:after="11" w:line="240" w:lineRule="auto"/>
+              <w:spacing w:before="0" w:after="2" w:line="240" w:lineRule="auto"/>
             </w:pPr>
             <w:r>
               <w:rPr>
@@ -232,6 +232,45 @@
                 <w:sz w:val="18"/>
               </w:rPr>
               <w:t>NEU: Ausrichtung + Zeilenabstand → Start → Absatz.  Abstand nach Absatz → Layout → Abstand → Nach.</w:t>
+            </w:r>
+          </w:p>
+          <w:p>
+            <w:pPr>
+              <w:spacing w:before="0" w:after="10"/>
+            </w:pPr>
+            <w:r>
+              <w:drawing>
+                <wp:inline xmlns:a="http://schemas.openxmlformats.org/drawingml/2006/main" xmlns:pic="http://schemas.openxmlformats.org/drawingml/2006/picture">
+                  <wp:extent cx="3744000" cy="723840"/>
+                  <wp:docPr id="1" name="Picture 1"/>
+                  <wp:cNvGraphicFramePr>
+                    <a:graphicFrameLocks noChangeAspect="1"/>
+                  </wp:cNvGraphicFramePr>
+                  <a:graphic>
+                    <a:graphicData uri="http://schemas.openxmlformats.org/drawingml/2006/picture">
+                      <pic:pic>
+                        <pic:nvPicPr>
+                          <pic:cNvPr id="0" name="a3_absatz_werkzeuge.png"/>
+                          <pic:cNvPicPr/>
+                        </pic:nvPicPr>
+                        <pic:blipFill>
+                          <a:blip r:embed="rId11"/>
+                          <a:stretch>
+                            <a:fillRect/>
+                          </a:stretch>
+                        </pic:blipFill>
+                        <pic:spPr>
+                          <a:xfrm>
+                            <a:off x="0" y="0"/>
+                            <a:ext cx="3744000" cy="723840"/>
+                          </a:xfrm>
+                          <a:prstGeom prst="rect"/>
+                        </pic:spPr>
+                      </pic:pic>
+                    </a:graphicData>
+                  </a:graphic>
+                </wp:inline>
+              </w:drawing>
             </w:r>
           </w:p>
           <w:p>
@@ -736,7 +775,7 @@
               <w:drawing>
                 <wp:inline xmlns:a="http://schemas.openxmlformats.org/drawingml/2006/main" xmlns:pic="http://schemas.openxmlformats.org/drawingml/2006/picture">
                   <wp:extent cx="3491999" cy="1094160"/>
-                  <wp:docPr id="1" name="Picture 1"/>
+                  <wp:docPr id="2" name="Picture 2"/>
                   <wp:cNvGraphicFramePr>
                     <a:graphicFrameLocks noChangeAspect="1"/>
                   </wp:cNvGraphicFramePr>
@@ -748,7 +787,7 @@
                           <pic:cNvPicPr/>
                         </pic:nvPicPr>
                         <pic:blipFill>
-                          <a:blip r:embed="rId11"/>
+                          <a:blip r:embed="rId12"/>
                           <a:stretch>
                             <a:fillRect/>
                           </a:stretch>
